--- a/docs/BOTAS_Vardiya_Cizelgeleme_SDD.docx
+++ b/docs/BOTAS_Vardiya_Cizelgeleme_SDD.docx
@@ -437,6 +437,210 @@
           </w:p>
         </w:tc>
       </w:tr>
+      <w:tr>
+        <w:tc>
+          <w:tcPr>
+            <w:tcW w:type="dxa" w:w="2200"/>
+            <w:tcMar>
+              <w:top w:type="dxa" w:w="60"/>
+              <w:left w:type="dxa" w:w="100"/>
+              <w:bottom w:type="dxa" w:w="60"/>
+              <w:right w:type="dxa" w:w="100"/>
+            </w:tcMar>
+          </w:tcPr>
+          <w:p>
+            <w:pPr>
+              <w:spacing w:after="0" w:line="240"/>
+            </w:pPr>
+            <w:r>
+              <w:rPr>
+                <w:b w:val="false"/>
+                <w:bCs w:val="false"/>
+                <w:sz w:val="18"/>
+                <w:szCs w:val="18"/>
+              </w:rPr>
+              <w:t xml:space="preserve">Ömer HARMANKAYA</w:t>
+            </w:r>
+          </w:p>
+        </w:tc>
+        <w:tc>
+          <w:tcPr>
+            <w:tcW w:type="dxa" w:w="1300"/>
+            <w:tcMar>
+              <w:top w:type="dxa" w:w="60"/>
+              <w:left w:type="dxa" w:w="100"/>
+              <w:bottom w:type="dxa" w:w="60"/>
+              <w:right w:type="dxa" w:w="100"/>
+            </w:tcMar>
+          </w:tcPr>
+          <w:p>
+            <w:pPr>
+              <w:spacing w:after="0" w:line="240"/>
+            </w:pPr>
+            <w:r>
+              <w:rPr>
+                <w:b w:val="false"/>
+                <w:bCs w:val="false"/>
+                <w:sz w:val="18"/>
+                <w:szCs w:val="18"/>
+              </w:rPr>
+              <w:t xml:space="preserve">05.08.2026</w:t>
+            </w:r>
+          </w:p>
+        </w:tc>
+        <w:tc>
+          <w:tcPr>
+            <w:tcW w:type="dxa" w:w="4300"/>
+            <w:tcMar>
+              <w:top w:type="dxa" w:w="60"/>
+              <w:left w:type="dxa" w:w="100"/>
+              <w:bottom w:type="dxa" w:w="60"/>
+              <w:right w:type="dxa" w:w="100"/>
+            </w:tcMar>
+          </w:tcPr>
+          <w:p>
+            <w:pPr>
+              <w:spacing w:after="0" w:line="240"/>
+            </w:pPr>
+            <w:r>
+              <w:rPr>
+                <w:b w:val="false"/>
+                <w:bCs w:val="false"/>
+                <w:sz w:val="18"/>
+                <w:szCs w:val="18"/>
+              </w:rPr>
+              <w:t xml:space="preserve">3.4 Dağıtım Görünümü eklendi; FastAPI/Django gerekçesi genişletildi; Docker'sız kurulum kararı işlendi</w:t>
+            </w:r>
+          </w:p>
+        </w:tc>
+        <w:tc>
+          <w:tcPr>
+            <w:tcW w:type="dxa" w:w="1200"/>
+            <w:tcMar>
+              <w:top w:type="dxa" w:w="60"/>
+              <w:left w:type="dxa" w:w="100"/>
+              <w:bottom w:type="dxa" w:w="60"/>
+              <w:right w:type="dxa" w:w="100"/>
+            </w:tcMar>
+          </w:tcPr>
+          <w:p>
+            <w:pPr>
+              <w:spacing w:after="0" w:line="240"/>
+            </w:pPr>
+            <w:r>
+              <w:rPr>
+                <w:b w:val="false"/>
+                <w:bCs w:val="false"/>
+                <w:sz w:val="18"/>
+                <w:szCs w:val="18"/>
+              </w:rPr>
+              <w:t xml:space="preserve">1.1</w:t>
+            </w:r>
+          </w:p>
+        </w:tc>
+      </w:tr>
+      <w:tr>
+        <w:tc>
+          <w:tcPr>
+            <w:tcW w:type="dxa" w:w="2200"/>
+            <w:tcMar>
+              <w:top w:type="dxa" w:w="60"/>
+              <w:left w:type="dxa" w:w="100"/>
+              <w:bottom w:type="dxa" w:w="60"/>
+              <w:right w:type="dxa" w:w="100"/>
+            </w:tcMar>
+          </w:tcPr>
+          <w:p>
+            <w:pPr>
+              <w:spacing w:after="0" w:line="240"/>
+            </w:pPr>
+            <w:r>
+              <w:rPr>
+                <w:b w:val="false"/>
+                <w:bCs w:val="false"/>
+                <w:sz w:val="18"/>
+                <w:szCs w:val="18"/>
+              </w:rPr>
+              <w:t xml:space="preserve">Ömer HARMANKAYA</w:t>
+            </w:r>
+          </w:p>
+        </w:tc>
+        <w:tc>
+          <w:tcPr>
+            <w:tcW w:type="dxa" w:w="1300"/>
+            <w:tcMar>
+              <w:top w:type="dxa" w:w="60"/>
+              <w:left w:type="dxa" w:w="100"/>
+              <w:bottom w:type="dxa" w:w="60"/>
+              <w:right w:type="dxa" w:w="100"/>
+            </w:tcMar>
+          </w:tcPr>
+          <w:p>
+            <w:pPr>
+              <w:spacing w:after="0" w:line="240"/>
+            </w:pPr>
+            <w:r>
+              <w:rPr>
+                <w:b w:val="false"/>
+                <w:bCs w:val="false"/>
+                <w:sz w:val="18"/>
+                <w:szCs w:val="18"/>
+              </w:rPr>
+              <w:t xml:space="preserve">06.08.2026</w:t>
+            </w:r>
+          </w:p>
+        </w:tc>
+        <w:tc>
+          <w:tcPr>
+            <w:tcW w:type="dxa" w:w="4300"/>
+            <w:tcMar>
+              <w:top w:type="dxa" w:w="60"/>
+              <w:left w:type="dxa" w:w="100"/>
+              <w:bottom w:type="dxa" w:w="60"/>
+              <w:right w:type="dxa" w:w="100"/>
+            </w:tcMar>
+          </w:tcPr>
+          <w:p>
+            <w:pPr>
+              <w:spacing w:after="0" w:line="240"/>
+            </w:pPr>
+            <w:r>
+              <w:rPr>
+                <w:b w:val="false"/>
+                <w:bCs w:val="false"/>
+                <w:sz w:val="18"/>
+                <w:szCs w:val="18"/>
+              </w:rPr>
+              <w:t xml:space="preserve">Kontrol 2 sözde kodu bireysel izni hesaba katacak şekilde düzeltildi; ön kontrolün zaman-pencereli yetkinlik açıklarını yakalayamama sınırı somut örnekle netleştirildi</w:t>
+            </w:r>
+          </w:p>
+        </w:tc>
+        <w:tc>
+          <w:tcPr>
+            <w:tcW w:type="dxa" w:w="1200"/>
+            <w:tcMar>
+              <w:top w:type="dxa" w:w="60"/>
+              <w:left w:type="dxa" w:w="100"/>
+              <w:bottom w:type="dxa" w:w="60"/>
+              <w:right w:type="dxa" w:w="100"/>
+            </w:tcMar>
+          </w:tcPr>
+          <w:p>
+            <w:pPr>
+              <w:spacing w:after="0" w:line="240"/>
+            </w:pPr>
+            <w:r>
+              <w:rPr>
+                <w:b w:val="false"/>
+                <w:bCs w:val="false"/>
+                <w:sz w:val="18"/>
+                <w:szCs w:val="18"/>
+              </w:rPr>
+              <w:t xml:space="preserve">1.2</w:t>
+            </w:r>
+          </w:p>
+        </w:tc>
+      </w:tr>
     </w:tbl>
     <w:p>
       <w:pPr>
@@ -12449,7 +12653,7 @@
           <w:sz w:val="18"/>
           <w:szCs w:val="18"/>
         </w:rPr>
-        <w:t xml:space="preserve">        y_kapasite ← TOPLA(azami_vardiya) HER p İÇİN p.yetkinlikleri İÇERİR y</w:t>
+        <w:t xml:space="preserve">        y_kapasite ← 0</w:t>
       </w:r>
     </w:p>
     <w:p>
@@ -12463,7 +12667,7 @@
           <w:sz w:val="18"/>
           <w:szCs w:val="18"/>
         </w:rPr>
-        <w:t xml:space="preserve">        EĞER y_kapasite &lt; y_talep:</w:t>
+        <w:t xml:space="preserve">        HER p İÇİN aktif_personel EĞER p.yetkinlikleri İÇERİR y:</w:t>
       </w:r>
     </w:p>
     <w:p>
@@ -12477,7 +12681,7 @@
           <w:sz w:val="18"/>
           <w:szCs w:val="18"/>
         </w:rPr>
-        <w:t xml:space="preserve">            bulgular.EKLE(YETKINLIK_HAVUZU_YETERSIZ, yetkinlik = y,</w:t>
+        <w:t xml:space="preserve">            musait_gun ← donem.gun_sayisi − p.musait_olmayan_gun_sayisi</w:t>
       </w:r>
     </w:p>
     <w:p>
@@ -12491,7 +12695,7 @@
           <w:sz w:val="18"/>
           <w:szCs w:val="18"/>
         </w:rPr>
-        <w:t xml:space="preserve">                          eksik = y_talep − y_kapasite)</w:t>
+        <w:t xml:space="preserve">            y_kapasite ← y_kapasite + MİN(musait_gun, azami_vardiya_sayisi(donem))</w:t>
       </w:r>
     </w:p>
     <w:p>
@@ -12505,7 +12709,7 @@
           <w:sz w:val="18"/>
           <w:szCs w:val="18"/>
         </w:rPr>
-        <w:t xml:space="preserve"/>
+        <w:t xml:space="preserve">        EĞER y_kapasite &lt; y_talep:</w:t>
       </w:r>
     </w:p>
     <w:p>
@@ -12519,7 +12723,7 @@
           <w:sz w:val="18"/>
           <w:szCs w:val="18"/>
         </w:rPr>
-        <w:t xml:space="preserve">    # 3. Gün bazlı müsaitlik</w:t>
+        <w:t xml:space="preserve">            bulgular.EKLE(YETKINLIK_HAVUZU_YETERSIZ, yetkinlik = y,</w:t>
       </w:r>
     </w:p>
     <w:p>
@@ -12533,7 +12737,7 @@
           <w:sz w:val="18"/>
           <w:szCs w:val="18"/>
         </w:rPr>
-        <w:t xml:space="preserve">    HER g İÇİN donem.gunler:</w:t>
+        <w:t xml:space="preserve">                          eksik = y_talep − y_kapasite)</w:t>
       </w:r>
     </w:p>
     <w:p>
@@ -12547,7 +12751,7 @@
           <w:sz w:val="18"/>
           <w:szCs w:val="18"/>
         </w:rPr>
-        <w:t xml:space="preserve">        gun_talep ← TOPLA(gereken_sayi) HER (vardiya, nokta) İÇİN g</w:t>
+        <w:t xml:space="preserve"/>
       </w:r>
     </w:p>
     <w:p>
@@ -12561,7 +12765,7 @@
           <w:sz w:val="18"/>
           <w:szCs w:val="18"/>
         </w:rPr>
-        <w:t xml:space="preserve">        musait ← SAY(p) HER p İÇİN p, g gününde müsait</w:t>
+        <w:t xml:space="preserve">    # 3. Gün bazlı müsaitlik</w:t>
       </w:r>
     </w:p>
     <w:p>
@@ -12575,7 +12779,7 @@
           <w:sz w:val="18"/>
           <w:szCs w:val="18"/>
         </w:rPr>
-        <w:t xml:space="preserve">        EĞER musait &lt; gun_talep:</w:t>
+        <w:t xml:space="preserve">    HER g İÇİN donem.gunler:</w:t>
       </w:r>
     </w:p>
     <w:p>
@@ -12589,7 +12793,7 @@
           <w:sz w:val="18"/>
           <w:szCs w:val="18"/>
         </w:rPr>
-        <w:t xml:space="preserve">            bulgular.EKLE(GUNLUK_PERSONEL_YETERSIZ, gun = g,</w:t>
+        <w:t xml:space="preserve">        gun_talep ← TOPLA(gereken_sayi) HER (vardiya, nokta) İÇİN g</w:t>
       </w:r>
     </w:p>
     <w:p>
@@ -12603,7 +12807,7 @@
           <w:sz w:val="18"/>
           <w:szCs w:val="18"/>
         </w:rPr>
-        <w:t xml:space="preserve">                          eksik = gun_talep − musait)</w:t>
+        <w:t xml:space="preserve">        musait ← SAY(p) HER p İÇİN p, g gününde müsait</w:t>
       </w:r>
     </w:p>
     <w:p>
@@ -12617,7 +12821,7 @@
           <w:sz w:val="18"/>
           <w:szCs w:val="18"/>
         </w:rPr>
-        <w:t xml:space="preserve"/>
+        <w:t xml:space="preserve">        EĞER musait &lt; gun_talep:</w:t>
       </w:r>
     </w:p>
     <w:p>
@@ -12631,7 +12835,7 @@
           <w:sz w:val="18"/>
           <w:szCs w:val="18"/>
         </w:rPr>
-        <w:t xml:space="preserve">    # 4. Nokta bazlı müsaitlik</w:t>
+        <w:t xml:space="preserve">            bulgular.EKLE(GUNLUK_PERSONEL_YETERSIZ, gun = g,</w:t>
       </w:r>
     </w:p>
     <w:p>
@@ -12645,7 +12849,7 @@
           <w:sz w:val="18"/>
           <w:szCs w:val="18"/>
         </w:rPr>
-        <w:t xml:space="preserve">    HER (g, v, n) İÇİN donem × vardiyalar × noktalar:</w:t>
+        <w:t xml:space="preserve">                          eksik = gun_talep − musait)</w:t>
       </w:r>
     </w:p>
     <w:p>
@@ -12659,7 +12863,7 @@
           <w:sz w:val="18"/>
           <w:szCs w:val="18"/>
         </w:rPr>
-        <w:t xml:space="preserve">        EĞER talep(g, v, n) &gt; 0:</w:t>
+        <w:t xml:space="preserve"/>
       </w:r>
     </w:p>
     <w:p>
@@ -12673,7 +12877,7 @@
           <w:sz w:val="18"/>
           <w:szCs w:val="18"/>
         </w:rPr>
-        <w:t xml:space="preserve">            uygun ← SAY(p) HER p İÇİN p, g gününde müsait</w:t>
+        <w:t xml:space="preserve">    # 4. Nokta bazlı müsaitlik</w:t>
       </w:r>
     </w:p>
     <w:p>
@@ -12687,7 +12891,7 @@
           <w:sz w:val="18"/>
           <w:szCs w:val="18"/>
         </w:rPr>
-        <w:t xml:space="preserve">                                 VE p.yetkinlikleri İÇERİR n.onkosul</w:t>
+        <w:t xml:space="preserve">    HER (g, v, n) İÇİN donem × vardiyalar × noktalar:</w:t>
       </w:r>
     </w:p>
     <w:p>
@@ -12701,7 +12905,7 @@
           <w:sz w:val="18"/>
           <w:szCs w:val="18"/>
         </w:rPr>
-        <w:t xml:space="preserve">            EĞER uygun &lt; talep(g, v, n):</w:t>
+        <w:t xml:space="preserve">        EĞER talep(g, v, n) &gt; 0:</w:t>
       </w:r>
     </w:p>
     <w:p>
@@ -12715,7 +12919,7 @@
           <w:sz w:val="18"/>
           <w:szCs w:val="18"/>
         </w:rPr>
-        <w:t xml:space="preserve">                bulgular.EKLE(NOKTA_ICIN_UYGUN_PERSONEL_YOK,</w:t>
+        <w:t xml:space="preserve">            uygun ← SAY(p) HER p İÇİN p, g gününde müsait</w:t>
       </w:r>
     </w:p>
     <w:p>
@@ -12729,7 +12933,7 @@
           <w:sz w:val="18"/>
           <w:szCs w:val="18"/>
         </w:rPr>
-        <w:t xml:space="preserve">                              gun = g, vardiya = v, nokta = n)</w:t>
+        <w:t xml:space="preserve">                                 VE p.yetkinlikleri İÇERİR n.onkosul</w:t>
       </w:r>
     </w:p>
     <w:p>
@@ -12743,7 +12947,7 @@
           <w:sz w:val="18"/>
           <w:szCs w:val="18"/>
         </w:rPr>
-        <w:t xml:space="preserve"/>
+        <w:t xml:space="preserve">            EĞER uygun &lt; talep(g, v, n):</w:t>
       </w:r>
     </w:p>
     <w:p>
@@ -12757,6 +12961,48 @@
           <w:sz w:val="18"/>
           <w:szCs w:val="18"/>
         </w:rPr>
+        <w:t xml:space="preserve">                bulgular.EKLE(NOKTA_ICIN_UYGUN_PERSONEL_YOK,</w:t>
+      </w:r>
+    </w:p>
+    <w:p>
+      <w:pPr>
+        <w:spacing w:after="0" w:line="260"/>
+        <w:ind w:left="300"/>
+      </w:pPr>
+      <w:r>
+        <w:rPr>
+          <w:rFonts w:ascii="Consolas" w:cs="Consolas" w:eastAsia="Consolas" w:hAnsi="Consolas"/>
+          <w:sz w:val="18"/>
+          <w:szCs w:val="18"/>
+        </w:rPr>
+        <w:t xml:space="preserve">                              gun = g, vardiya = v, nokta = n)</w:t>
+      </w:r>
+    </w:p>
+    <w:p>
+      <w:pPr>
+        <w:spacing w:after="0" w:line="260"/>
+        <w:ind w:left="300"/>
+      </w:pPr>
+      <w:r>
+        <w:rPr>
+          <w:rFonts w:ascii="Consolas" w:cs="Consolas" w:eastAsia="Consolas" w:hAnsi="Consolas"/>
+          <w:sz w:val="18"/>
+          <w:szCs w:val="18"/>
+        </w:rPr>
+        <w:t xml:space="preserve"/>
+      </w:r>
+    </w:p>
+    <w:p>
+      <w:pPr>
+        <w:spacing w:after="0" w:line="260"/>
+        <w:ind w:left="300"/>
+      </w:pPr>
+      <w:r>
+        <w:rPr>
+          <w:rFonts w:ascii="Consolas" w:cs="Consolas" w:eastAsia="Consolas" w:hAnsi="Consolas"/>
+          <w:sz w:val="18"/>
+          <w:szCs w:val="18"/>
+        </w:rPr>
         <w:t xml:space="preserve">    DÖNDÜR bulgular</w:t>
       </w:r>
     </w:p>
@@ -12782,6 +13028,18 @@
           <w:szCs w:val="22"/>
         </w:rPr>
         <w:t xml:space="preserve">Bu kontroller gerek koşullardır, yeter koşul değildir. Hepsinin geçmesi çizelgenin çözülebileceğini garanti etmez; çünkü dinlenme süresi ve ardışıklık kuralları gibi zaman yapısına bağlı kısıtlar bu aritmetikle yakalanamaz. Buna karşılık herhangi birinin başarısız olması, çözümün kesinlikle açık vereceğini gösterir. Kullanıcıya bu ayrım açıkça bildirilir: ön kontrol bulgusu bir uyarı değil, kesin bir teşhistir; bulgusuzluk ise yalnızca bilinen engellerin bulunmadığı anlamına gelir.</w:t>
+      </w:r>
+    </w:p>
+    <w:p>
+      <w:pPr>
+        <w:spacing w:after="160" w:line="300"/>
+      </w:pPr>
+      <w:r>
+        <w:rPr>
+          <w:sz w:val="22"/>
+          <w:szCs w:val="22"/>
+        </w:rPr>
+        <w:t xml:space="preserve">Bu sınırın somut bir örneği, bir yetkinlik havuzunun dönem geneli veya gün bazında yeterli görünüp belirli bir haftada yetersiz kalmasıdır — örneğin küçük bir havuzun bir kısmı iki haftalık bir izin döneminde aynı anda izinliyken. Kontrol 1 ve Kontrol 2 dönem genelini toplar, kişilerin dönemin geri kalanındaki serbestliği yerel darboğazı sayısal olarak örtebilir; Kontrol 3 ve Kontrol 4 ise gün bazında anlık yeterliliğe bakar, o haftaki toplam yüke bakmaz. Böyle bir haftalık, yetkinlik başına kayan pencere kontrolü kasıtlı olarak bu sürüme dahil edilmemiştir (Ürün Backlog'u B-14); yakalanmayan bu tür açıklar Bölüm 5.4'teki çözücünün S1 esnek raporlamasıyla, çözüm çalıştırıldığında ortaya çıkar.</w:t>
       </w:r>
     </w:p>
     <w:p>

--- a/docs/BOTAS_Vardiya_Cizelgeleme_SDD.docx
+++ b/docs/BOTAS_Vardiya_Cizelgeleme_SDD.docx
@@ -641,6 +641,108 @@
           </w:p>
         </w:tc>
       </w:tr>
+      <w:tr>
+        <w:tc>
+          <w:tcPr>
+            <w:tcW w:type="dxa" w:w="2200"/>
+            <w:tcMar>
+              <w:top w:type="dxa" w:w="60"/>
+              <w:left w:type="dxa" w:w="100"/>
+              <w:bottom w:type="dxa" w:w="60"/>
+              <w:right w:type="dxa" w:w="100"/>
+            </w:tcMar>
+          </w:tcPr>
+          <w:p>
+            <w:pPr>
+              <w:spacing w:after="0" w:line="240"/>
+            </w:pPr>
+            <w:r>
+              <w:rPr>
+                <w:b w:val="false"/>
+                <w:bCs w:val="false"/>
+                <w:sz w:val="18"/>
+                <w:szCs w:val="18"/>
+              </w:rPr>
+              <w:t xml:space="preserve">Ömer HARMANKAYA</w:t>
+            </w:r>
+          </w:p>
+        </w:tc>
+        <w:tc>
+          <w:tcPr>
+            <w:tcW w:type="dxa" w:w="1300"/>
+            <w:tcMar>
+              <w:top w:type="dxa" w:w="60"/>
+              <w:left w:type="dxa" w:w="100"/>
+              <w:bottom w:type="dxa" w:w="60"/>
+              <w:right w:type="dxa" w:w="100"/>
+            </w:tcMar>
+          </w:tcPr>
+          <w:p>
+            <w:pPr>
+              <w:spacing w:after="0" w:line="240"/>
+            </w:pPr>
+            <w:r>
+              <w:rPr>
+                <w:b w:val="false"/>
+                <w:bCs w:val="false"/>
+                <w:sz w:val="18"/>
+                <w:szCs w:val="18"/>
+              </w:rPr>
+              <w:t xml:space="preserve">06.08.2026</w:t>
+            </w:r>
+          </w:p>
+        </w:tc>
+        <w:tc>
+          <w:tcPr>
+            <w:tcW w:type="dxa" w:w="4300"/>
+            <w:tcMar>
+              <w:top w:type="dxa" w:w="60"/>
+              <w:left w:type="dxa" w:w="100"/>
+              <w:bottom w:type="dxa" w:w="60"/>
+              <w:right w:type="dxa" w:w="100"/>
+            </w:tcMar>
+          </w:tcPr>
+          <w:p>
+            <w:pPr>
+              <w:spacing w:after="0" w:line="240"/>
+            </w:pPr>
+            <w:r>
+              <w:rPr>
+                <w:b w:val="false"/>
+                <w:bCs w:val="false"/>
+                <w:sz w:val="18"/>
+                <w:szCs w:val="18"/>
+              </w:rPr>
+              <w:t xml:space="preserve">5.5'teki manuel düzenleme doğrulaması düzeltildi: dönem geneli agregasyona dayanan esnek hedefler (S2-S4) artık pencere yerine dönem geneli atama kümesiyle değerlendiriliyor; kural başına kapsam alanı (pencere / dönem geneli) tanımlandı</w:t>
+            </w:r>
+          </w:p>
+        </w:tc>
+        <w:tc>
+          <w:tcPr>
+            <w:tcW w:type="dxa" w:w="1200"/>
+            <w:tcMar>
+              <w:top w:type="dxa" w:w="60"/>
+              <w:left w:type="dxa" w:w="100"/>
+              <w:bottom w:type="dxa" w:w="60"/>
+              <w:right w:type="dxa" w:w="100"/>
+            </w:tcMar>
+          </w:tcPr>
+          <w:p>
+            <w:pPr>
+              <w:spacing w:after="0" w:line="240"/>
+            </w:pPr>
+            <w:r>
+              <w:rPr>
+                <w:b w:val="false"/>
+                <w:bCs w:val="false"/>
+                <w:sz w:val="18"/>
+                <w:szCs w:val="18"/>
+              </w:rPr>
+              <w:t xml:space="preserve">1.3</w:t>
+            </w:r>
+          </w:p>
+        </w:tc>
+      </w:tr>
     </w:tbl>
     <w:p>
       <w:pPr>
@@ -14083,7 +14185,31 @@
           <w:sz w:val="22"/>
           <w:szCs w:val="22"/>
         </w:rPr>
-        <w:t xml:space="preserve">Yönetici bir atamayı değiştirdiğinde, sistemin bir saniyenin altında kural ihlali bildirmesi beklenir. Bütün kuralların bütün dönem için yeniden değerlendirilmesi bu hedefi karşılamaz; bu nedenle doğrulama, değişiklikten etkilenen zaman penceresiyle sınırlandırılır.</w:t>
+        <w:t xml:space="preserve">Yönetici bir atamayı değiştirdiğinde, sistemin bir saniyenin altında kural ihlali bildirmesi beklenir. Bütün kuralların bütün dönem için sıfırdan yeniden değerlendirilmesi bu hedefi karşılamaz; bu nedenle doğrulama iki farklı kapsamda yürütülür ve kuralın kendi tanımına göre doğru kapsam seçilir.</w:t>
+      </w:r>
+    </w:p>
+    <w:p>
+      <w:pPr>
+        <w:spacing w:after="120" w:line="300"/>
+      </w:pPr>
+      <w:r>
+        <w:rPr>
+          <w:sz w:val="22"/>
+          <w:szCs w:val="22"/>
+        </w:rPr>
+        <w:t xml:space="preserve">Zorunlu kısıtların (H1–H8) tamamı doğası gereği yereldir — en geniş kapsamlısı olan kayan yedi günlük saat tavanı bile yalnızca yedi günlük bir pencereye bakar. Bu kurallar için değiştirilen günün yedi gün öncesi ve yedi gün sonrasından oluşan pencere yeterlidir; pencere dışındaki atamalar kuralın sonucunu hiçbir zaman etkilemez.</w:t>
+      </w:r>
+    </w:p>
+    <w:p>
+      <w:pPr>
+        <w:spacing w:after="120" w:line="300"/>
+      </w:pPr>
+      <w:r>
+        <w:rPr>
+          <w:sz w:val="22"/>
+          <w:szCs w:val="22"/>
+        </w:rPr>
+        <w:t xml:space="preserve">Esnek hedeflerin (S1–S8) bir kısmı ise dönem geneline yayılan bir toplam veya bir agregasyon üzerine kuruludur ve pencereyle sınırlandırılamaz. S1'in kapsama açığı her (gün, vardiya, nokta) hücresini kendi talebine göre değerlendirir; bir hücrelik değişikliğin S1 cezasına etkisi yalnızca o hücreye bakılarak hesaplanabilir ve bu doğası gereği zaten yereldir. S2, S3 ve S4 ise dönem genelindeki en yüksek ve en düşük değere (adalet) veya kişinin dönem toplamına (saat dengesi) bakar; bir kişinin tek bir gününün değişmesi bu agregatı kaydırabileceğinden, doğru bir ceza farkı ancak ilgili kişi veya dönem genelindeki mevcut değerle karşılaştırılarak hesaplanabilir. Bu nedenle S2–S4'ün ceza_degisimi hesabı, pencere yerine dönem genelindeki atama kümesi üzerinden, değişiklik öncesi ve sonrası olmak üzere iki kez çalıştırılır.</w:t>
       </w:r>
     </w:p>
     <w:p>
@@ -14139,7 +14265,7 @@
           <w:sz w:val="18"/>
           <w:szCs w:val="18"/>
         </w:rPr>
-        <w:t xml:space="preserve">    atamalar ← AtamaDeposu.getir(surum_id, pencere)</w:t>
+        <w:t xml:space="preserve">    atamalar_pencere ← AtamaDeposu.getir(surum_id, pencere)</w:t>
       </w:r>
     </w:p>
     <w:p>
@@ -14153,7 +14279,7 @@
           <w:sz w:val="18"/>
           <w:szCs w:val="18"/>
         </w:rPr>
-        <w:t xml:space="preserve">               UYGULA degisiklik</w:t>
+        <w:t xml:space="preserve">                       UYGULA degisiklik</w:t>
       </w:r>
     </w:p>
     <w:p>
@@ -14167,7 +14293,7 @@
           <w:sz w:val="18"/>
           <w:szCs w:val="18"/>
         </w:rPr>
-        <w:t xml:space="preserve"/>
+        <w:t xml:space="preserve">    atamalar_donem ← AtamaDeposu.getir(surum_id, TÜM_DÖNEM)</w:t>
       </w:r>
     </w:p>
     <w:p>
@@ -14181,7 +14307,7 @@
           <w:sz w:val="18"/>
           <w:szCs w:val="18"/>
         </w:rPr>
-        <w:t xml:space="preserve">    ihlaller ← []</w:t>
+        <w:t xml:space="preserve">                     UYGULA degisiklik</w:t>
       </w:r>
     </w:p>
     <w:p>
@@ -14195,7 +14321,7 @@
           <w:sz w:val="18"/>
           <w:szCs w:val="18"/>
         </w:rPr>
-        <w:t xml:space="preserve">    HER kural İÇİN kurallar:</w:t>
+        <w:t xml:space="preserve"/>
       </w:r>
     </w:p>
     <w:p>
@@ -14209,7 +14335,7 @@
           <w:sz w:val="18"/>
           <w:szCs w:val="18"/>
         </w:rPr>
-        <w:t xml:space="preserve">        ihlaller.EKLE_HEPSİNİ(kural.dogrula(atamalar, baglam))</w:t>
+        <w:t xml:space="preserve">    ihlaller ← []</w:t>
       </w:r>
     </w:p>
     <w:p>
@@ -14223,7 +14349,7 @@
           <w:sz w:val="18"/>
           <w:szCs w:val="18"/>
         </w:rPr>
-        <w:t xml:space="preserve"/>
+        <w:t xml:space="preserve">    HER kural İÇİN kurallar:</w:t>
       </w:r>
     </w:p>
     <w:p>
@@ -14237,7 +14363,7 @@
           <w:sz w:val="18"/>
           <w:szCs w:val="18"/>
         </w:rPr>
-        <w:t xml:space="preserve">    zorunlu ← ihlaller.SÜZ(tip = ZORUNLU)</w:t>
+        <w:t xml:space="preserve">        atamalar ← EĞER kural.kapsam = DÖNEM_GENELİ</w:t>
       </w:r>
     </w:p>
     <w:p>
@@ -14251,7 +14377,7 @@
           <w:sz w:val="18"/>
           <w:szCs w:val="18"/>
         </w:rPr>
-        <w:t xml:space="preserve">    esnek   ← ihlaller.SÜZ(tip = ESNEK)</w:t>
+        <w:t xml:space="preserve">                   İSE atamalar_donem DEĞİLSE atamalar_pencere</w:t>
       </w:r>
     </w:p>
     <w:p>
@@ -14265,7 +14391,7 @@
           <w:sz w:val="18"/>
           <w:szCs w:val="18"/>
         </w:rPr>
-        <w:t xml:space="preserve">    DÖNDÜR DogrulamaSonucu(</w:t>
+        <w:t xml:space="preserve">        ihlaller.EKLE_HEPSİNİ(kural.dogrula(atamalar, baglam))</w:t>
       </w:r>
     </w:p>
     <w:p>
@@ -14279,7 +14405,7 @@
           <w:sz w:val="18"/>
           <w:szCs w:val="18"/>
         </w:rPr>
-        <w:t xml:space="preserve">        kabul_edilebilir = zorunlu.BOŞ_MU(),</w:t>
+        <w:t xml:space="preserve"/>
       </w:r>
     </w:p>
     <w:p>
@@ -14293,7 +14419,7 @@
           <w:sz w:val="18"/>
           <w:szCs w:val="18"/>
         </w:rPr>
-        <w:t xml:space="preserve">        zorunlu_ihlaller = zorunlu,</w:t>
+        <w:t xml:space="preserve">    zorunlu ← ihlaller.SÜZ(tip = ZORUNLU)</w:t>
       </w:r>
     </w:p>
     <w:p>
@@ -14307,6 +14433,62 @@
           <w:sz w:val="18"/>
           <w:szCs w:val="18"/>
         </w:rPr>
+        <w:t xml:space="preserve">    esnek   ← ihlaller.SÜZ(tip = ESNEK)</w:t>
+      </w:r>
+    </w:p>
+    <w:p>
+      <w:pPr>
+        <w:spacing w:after="0" w:line="260"/>
+        <w:ind w:left="300"/>
+      </w:pPr>
+      <w:r>
+        <w:rPr>
+          <w:rFonts w:ascii="Consolas" w:cs="Consolas" w:eastAsia="Consolas" w:hAnsi="Consolas"/>
+          <w:sz w:val="18"/>
+          <w:szCs w:val="18"/>
+        </w:rPr>
+        <w:t xml:space="preserve">    DÖNDÜR DogrulamaSonucu(</w:t>
+      </w:r>
+    </w:p>
+    <w:p>
+      <w:pPr>
+        <w:spacing w:after="0" w:line="260"/>
+        <w:ind w:left="300"/>
+      </w:pPr>
+      <w:r>
+        <w:rPr>
+          <w:rFonts w:ascii="Consolas" w:cs="Consolas" w:eastAsia="Consolas" w:hAnsi="Consolas"/>
+          <w:sz w:val="18"/>
+          <w:szCs w:val="18"/>
+        </w:rPr>
+        <w:t xml:space="preserve">        kabul_edilebilir = zorunlu.BOŞ_MU(),</w:t>
+      </w:r>
+    </w:p>
+    <w:p>
+      <w:pPr>
+        <w:spacing w:after="0" w:line="260"/>
+        <w:ind w:left="300"/>
+      </w:pPr>
+      <w:r>
+        <w:rPr>
+          <w:rFonts w:ascii="Consolas" w:cs="Consolas" w:eastAsia="Consolas" w:hAnsi="Consolas"/>
+          <w:sz w:val="18"/>
+          <w:szCs w:val="18"/>
+        </w:rPr>
+        <w:t xml:space="preserve">        zorunlu_ihlaller = zorunlu,</w:t>
+      </w:r>
+    </w:p>
+    <w:p>
+      <w:pPr>
+        <w:spacing w:after="0" w:line="260"/>
+        <w:ind w:left="300"/>
+      </w:pPr>
+      <w:r>
+        <w:rPr>
+          <w:rFonts w:ascii="Consolas" w:cs="Consolas" w:eastAsia="Consolas" w:hAnsi="Consolas"/>
+          <w:sz w:val="18"/>
+          <w:szCs w:val="18"/>
+        </w:rPr>
         <w:t xml:space="preserve">        ceza_degisimi    = esnek.ceza_farki())</w:t>
       </w:r>
     </w:p>
@@ -14324,14 +14506,14 @@
     </w:p>
     <w:p>
       <w:pPr>
-        <w:spacing w:after="120" w:line="300"/>
+        <w:spacing w:after="160" w:line="300"/>
       </w:pPr>
       <w:r>
         <w:rPr>
           <w:sz w:val="22"/>
           <w:szCs w:val="22"/>
         </w:rPr>
-        <w:t xml:space="preserve">Etkilenen pencere, kuralların zaman kapsamından türetilir. Kayan yedi günlük saat tavanı en geniş kapsamlı kural olduğundan, değiştirilen günün yedi gün öncesi ve yedi gün sonrası incelenir. Bu, tipik bir dönemde iki yüz kadar atamanın değerlendirilmesi anlamına gelir ve hedeflenen sürenin belirgin altında kalır.</w:t>
+        <w:t xml:space="preserve">Kural sınıfının kapsam alanı sabittir ve kural tanımından gelir; çalışma zamanında hesaplanmaz. H1–H8 ile S1, S5, S6, S6b, S7 ve S8 pencere kapsamındadır — S1 ve S8'in kendisi dönem genelinde tanımlı olsa da, bir tek hücrelik değişikliğin bu iki kural üzerindeki etkisi yalnızca o hücreye bakılarak hesaplanabildiğinden pencere yeterlidir. S2, S3 ve S4 dönem geneli kapsamındadır. Dönem genelindeki atama sayısı tipik bir örnekte (kırk personel, yirmi sekiz gün) bin iki yüz satır civarındadır; bu ölçekte iki kez tarama milisaniyeler sürer ve hedeflenen sürenin belirgin altında kalır.</w:t>
       </w:r>
     </w:p>
     <w:p>

--- a/docs/BOTAS_Vardiya_Cizelgeleme_SDD.docx
+++ b/docs/BOTAS_Vardiya_Cizelgeleme_SDD.docx
@@ -743,6 +743,108 @@
           </w:p>
         </w:tc>
       </w:tr>
+      <w:tr>
+        <w:tc>
+          <w:tcPr>
+            <w:tcW w:type="dxa" w:w="2200"/>
+            <w:tcMar>
+              <w:top w:type="dxa" w:w="60"/>
+              <w:left w:type="dxa" w:w="100"/>
+              <w:bottom w:type="dxa" w:w="60"/>
+              <w:right w:type="dxa" w:w="100"/>
+            </w:tcMar>
+          </w:tcPr>
+          <w:p>
+            <w:pPr>
+              <w:spacing w:after="0" w:line="240"/>
+            </w:pPr>
+            <w:r>
+              <w:rPr>
+                <w:b w:val="false"/>
+                <w:bCs w:val="false"/>
+                <w:sz w:val="18"/>
+                <w:szCs w:val="18"/>
+              </w:rPr>
+              <w:t xml:space="preserve">Ömer HARMANKAYA</w:t>
+            </w:r>
+          </w:p>
+        </w:tc>
+        <w:tc>
+          <w:tcPr>
+            <w:tcW w:type="dxa" w:w="1300"/>
+            <w:tcMar>
+              <w:top w:type="dxa" w:w="60"/>
+              <w:left w:type="dxa" w:w="100"/>
+              <w:bottom w:type="dxa" w:w="60"/>
+              <w:right w:type="dxa" w:w="100"/>
+            </w:tcMar>
+          </w:tcPr>
+          <w:p>
+            <w:pPr>
+              <w:spacing w:after="0" w:line="240"/>
+            </w:pPr>
+            <w:r>
+              <w:rPr>
+                <w:b w:val="false"/>
+                <w:bCs w:val="false"/>
+                <w:sz w:val="18"/>
+                <w:szCs w:val="18"/>
+              </w:rPr>
+              <w:t xml:space="preserve">07.08.2026</w:t>
+            </w:r>
+          </w:p>
+        </w:tc>
+        <w:tc>
+          <w:tcPr>
+            <w:tcW w:type="dxa" w:w="4300"/>
+            <w:tcMar>
+              <w:top w:type="dxa" w:w="60"/>
+              <w:left w:type="dxa" w:w="100"/>
+              <w:bottom w:type="dxa" w:w="60"/>
+              <w:right w:type="dxa" w:w="100"/>
+            </w:tcMar>
+          </w:tcPr>
+          <w:p>
+            <w:pPr>
+              <w:spacing w:after="0" w:line="240"/>
+            </w:pPr>
+            <w:r>
+              <w:rPr>
+                <w:b w:val="false"/>
+                <w:bCs w:val="false"/>
+                <w:sz w:val="18"/>
+                <w:szCs w:val="18"/>
+              </w:rPr>
+              <w:t xml:space="preserve">Ek A'daki S2 örneği düzeltildi: aralık (en yüksek eksi en düşük) minimizasyonu yerine SRS bölüm 4'teki normatif formül (hedeften sapmaların toplamı) kullanılıyor; örnek ile normatif gereksinim arasındaki çelişki giderildi</w:t>
+            </w:r>
+          </w:p>
+        </w:tc>
+        <w:tc>
+          <w:tcPr>
+            <w:tcW w:type="dxa" w:w="1200"/>
+            <w:tcMar>
+              <w:top w:type="dxa" w:w="60"/>
+              <w:left w:type="dxa" w:w="100"/>
+              <w:bottom w:type="dxa" w:w="60"/>
+              <w:right w:type="dxa" w:w="100"/>
+            </w:tcMar>
+          </w:tcPr>
+          <w:p>
+            <w:pPr>
+              <w:spacing w:after="0" w:line="240"/>
+            </w:pPr>
+            <w:r>
+              <w:rPr>
+                <w:b w:val="false"/>
+                <w:bCs w:val="false"/>
+                <w:sz w:val="18"/>
+                <w:szCs w:val="18"/>
+              </w:rPr>
+              <w:t xml:space="preserve">1.4</w:t>
+            </w:r>
+          </w:p>
+        </w:tc>
+      </w:tr>
     </w:tbl>
     <w:p>
       <w:pPr>
@@ -18289,280 +18391,458 @@
     </w:p>
     <w:p>
       <w:pPr>
-        <w:spacing w:after="0" w:line="260"/>
-        <w:ind w:left="300"/>
-      </w:pPr>
-      <w:r>
-        <w:rPr>
-          <w:rFonts w:ascii="Consolas" w:cs="Consolas" w:eastAsia="Consolas" w:hAnsi="Consolas"/>
-          <w:sz w:val="18"/>
-          <w:szCs w:val="18"/>
-        </w:rPr>
-        <w:t xml:space="preserve">SINIF S2GeceAdaleti(EsnekHedef):</w:t>
-      </w:r>
-    </w:p>
-    <w:p>
-      <w:pPr>
-        <w:spacing w:after="0" w:line="260"/>
-        <w:ind w:left="300"/>
-      </w:pPr>
-      <w:r>
-        <w:rPr>
-          <w:rFonts w:ascii="Consolas" w:cs="Consolas" w:eastAsia="Consolas" w:hAnsi="Consolas"/>
-          <w:sz w:val="18"/>
-          <w:szCs w:val="18"/>
-        </w:rPr>
-        <w:t xml:space="preserve">    kimlik = 'S2'</w:t>
-      </w:r>
-    </w:p>
-    <w:p>
-      <w:pPr>
-        <w:spacing w:after="0" w:line="260"/>
-        <w:ind w:left="300"/>
-      </w:pPr>
-      <w:r>
-        <w:rPr>
-          <w:rFonts w:ascii="Consolas" w:cs="Consolas" w:eastAsia="Consolas" w:hAnsi="Consolas"/>
-          <w:sz w:val="18"/>
-          <w:szCs w:val="18"/>
-        </w:rPr>
-        <w:t xml:space="preserve"/>
-      </w:r>
-    </w:p>
-    <w:p>
-      <w:pPr>
-        <w:spacing w:after="0" w:line="260"/>
-        <w:ind w:left="300"/>
-      </w:pPr>
-      <w:r>
-        <w:rPr>
-          <w:rFonts w:ascii="Consolas" w:cs="Consolas" w:eastAsia="Consolas" w:hAnsi="Consolas"/>
-          <w:sz w:val="18"/>
-          <w:szCs w:val="18"/>
-        </w:rPr>
-        <w:t xml:space="preserve">    def modele_ekle(self, model, x, baglam):</w:t>
-      </w:r>
-    </w:p>
-    <w:p>
-      <w:pPr>
-        <w:spacing w:after="0" w:line="260"/>
-        <w:ind w:left="300"/>
-      </w:pPr>
-      <w:r>
-        <w:rPr>
-          <w:rFonts w:ascii="Consolas" w:cs="Consolas" w:eastAsia="Consolas" w:hAnsi="Consolas"/>
-          <w:sz w:val="18"/>
-          <w:szCs w:val="18"/>
-        </w:rPr>
-        <w:t xml:space="preserve">        gece_sayisi ← {}</w:t>
-      </w:r>
-    </w:p>
-    <w:p>
-      <w:pPr>
-        <w:spacing w:after="0" w:line="260"/>
-        <w:ind w:left="300"/>
-      </w:pPr>
-      <w:r>
-        <w:rPr>
-          <w:rFonts w:ascii="Consolas" w:cs="Consolas" w:eastAsia="Consolas" w:hAnsi="Consolas"/>
-          <w:sz w:val="18"/>
-          <w:szCs w:val="18"/>
-        </w:rPr>
-        <w:t xml:space="preserve">        HER p İÇİN baglam.personel:</w:t>
-      </w:r>
-    </w:p>
-    <w:p>
-      <w:pPr>
-        <w:spacing w:after="0" w:line="260"/>
-        <w:ind w:left="300"/>
-      </w:pPr>
-      <w:r>
-        <w:rPr>
-          <w:rFonts w:ascii="Consolas" w:cs="Consolas" w:eastAsia="Consolas" w:hAnsi="Consolas"/>
-          <w:sz w:val="18"/>
-          <w:szCs w:val="18"/>
-        </w:rPr>
-        <w:t xml:space="preserve">            gece_sayisi[p] ← TOPLA(y[p,g,v])</w:t>
-      </w:r>
-    </w:p>
-    <w:p>
-      <w:pPr>
-        <w:spacing w:after="0" w:line="260"/>
-        <w:ind w:left="300"/>
-      </w:pPr>
-      <w:r>
-        <w:rPr>
-          <w:rFonts w:ascii="Consolas" w:cs="Consolas" w:eastAsia="Consolas" w:hAnsi="Consolas"/>
-          <w:sz w:val="18"/>
-          <w:szCs w:val="18"/>
-        </w:rPr>
-        <w:t xml:space="preserve">                HER (g,v) İÇİN baglam.donem × baglam.gece_vardiyalari</w:t>
-      </w:r>
-    </w:p>
-    <w:p>
-      <w:pPr>
-        <w:spacing w:after="0" w:line="260"/>
-        <w:ind w:left="300"/>
-      </w:pPr>
-      <w:r>
-        <w:rPr>
-          <w:rFonts w:ascii="Consolas" w:cs="Consolas" w:eastAsia="Consolas" w:hAnsi="Consolas"/>
-          <w:sz w:val="18"/>
-          <w:szCs w:val="18"/>
-        </w:rPr>
-        <w:t xml:space="preserve">        enb ← model.YeniTamsayiDegisken()</w:t>
-      </w:r>
-    </w:p>
-    <w:p>
-      <w:pPr>
-        <w:spacing w:after="0" w:line="260"/>
-        <w:ind w:left="300"/>
-      </w:pPr>
-      <w:r>
-        <w:rPr>
-          <w:rFonts w:ascii="Consolas" w:cs="Consolas" w:eastAsia="Consolas" w:hAnsi="Consolas"/>
-          <w:sz w:val="18"/>
-          <w:szCs w:val="18"/>
-        </w:rPr>
-        <w:t xml:space="preserve">        enk ← model.YeniTamsayiDegisken()</w:t>
-      </w:r>
-    </w:p>
-    <w:p>
-      <w:pPr>
-        <w:spacing w:after="0" w:line="260"/>
-        <w:ind w:left="300"/>
-      </w:pPr>
-      <w:r>
-        <w:rPr>
-          <w:rFonts w:ascii="Consolas" w:cs="Consolas" w:eastAsia="Consolas" w:hAnsi="Consolas"/>
-          <w:sz w:val="18"/>
-          <w:szCs w:val="18"/>
-        </w:rPr>
-        <w:t xml:space="preserve">        HER p İÇİN baglam.personel:</w:t>
-      </w:r>
-    </w:p>
-    <w:p>
-      <w:pPr>
-        <w:spacing w:after="0" w:line="260"/>
-        <w:ind w:left="300"/>
-      </w:pPr>
-      <w:r>
-        <w:rPr>
-          <w:rFonts w:ascii="Consolas" w:cs="Consolas" w:eastAsia="Consolas" w:hAnsi="Consolas"/>
-          <w:sz w:val="18"/>
-          <w:szCs w:val="18"/>
-        </w:rPr>
-        <w:t xml:space="preserve">            model.EKLE(gece_sayisi[p] ≤ enb)</w:t>
-      </w:r>
-    </w:p>
-    <w:p>
-      <w:pPr>
-        <w:spacing w:after="0" w:line="260"/>
-        <w:ind w:left="300"/>
-      </w:pPr>
-      <w:r>
-        <w:rPr>
-          <w:rFonts w:ascii="Consolas" w:cs="Consolas" w:eastAsia="Consolas" w:hAnsi="Consolas"/>
-          <w:sz w:val="18"/>
-          <w:szCs w:val="18"/>
-        </w:rPr>
-        <w:t xml:space="preserve">            model.EKLE(gece_sayisi[p] ≥ enk)</w:t>
-      </w:r>
-    </w:p>
-    <w:p>
-      <w:pPr>
-        <w:spacing w:after="0" w:line="260"/>
-        <w:ind w:left="300"/>
-      </w:pPr>
-      <w:r>
-        <w:rPr>
-          <w:rFonts w:ascii="Consolas" w:cs="Consolas" w:eastAsia="Consolas" w:hAnsi="Consolas"/>
-          <w:sz w:val="18"/>
-          <w:szCs w:val="18"/>
-        </w:rPr>
-        <w:t xml:space="preserve">        DÖNDÜR enb − enk        # ceza terimi: dağılımın açıklığı</w:t>
-      </w:r>
-    </w:p>
-    <w:p>
-      <w:pPr>
-        <w:spacing w:after="0" w:line="260"/>
-        <w:ind w:left="300"/>
-      </w:pPr>
-      <w:r>
-        <w:rPr>
-          <w:rFonts w:ascii="Consolas" w:cs="Consolas" w:eastAsia="Consolas" w:hAnsi="Consolas"/>
-          <w:sz w:val="18"/>
-          <w:szCs w:val="18"/>
-        </w:rPr>
-        <w:t xml:space="preserve"/>
-      </w:r>
-    </w:p>
-    <w:p>
-      <w:pPr>
-        <w:spacing w:after="0" w:line="260"/>
-        <w:ind w:left="300"/>
-      </w:pPr>
-      <w:r>
-        <w:rPr>
-          <w:rFonts w:ascii="Consolas" w:cs="Consolas" w:eastAsia="Consolas" w:hAnsi="Consolas"/>
-          <w:sz w:val="18"/>
-          <w:szCs w:val="18"/>
-        </w:rPr>
-        <w:t xml:space="preserve">    def dogrula(self, atamalar, baglam):</w:t>
-      </w:r>
-    </w:p>
-    <w:p>
-      <w:pPr>
-        <w:spacing w:after="0" w:line="260"/>
-        <w:ind w:left="300"/>
-      </w:pPr>
-      <w:r>
-        <w:rPr>
-          <w:rFonts w:ascii="Consolas" w:cs="Consolas" w:eastAsia="Consolas" w:hAnsi="Consolas"/>
-          <w:sz w:val="18"/>
-          <w:szCs w:val="18"/>
-        </w:rPr>
-        <w:t xml:space="preserve">        sayilar ← atamalar.gece_sayilari_kisi_basina()</w:t>
-      </w:r>
-    </w:p>
-    <w:p>
-      <w:pPr>
-        <w:spacing w:after="0" w:line="260"/>
-        <w:ind w:left="300"/>
-      </w:pPr>
-      <w:r>
-        <w:rPr>
-          <w:rFonts w:ascii="Consolas" w:cs="Consolas" w:eastAsia="Consolas" w:hAnsi="Consolas"/>
-          <w:sz w:val="18"/>
-          <w:szCs w:val="18"/>
-        </w:rPr>
-        <w:t xml:space="preserve">        acik ← MAKS(sayilar) − MİN(sayilar)</w:t>
-      </w:r>
-    </w:p>
-    <w:p>
-      <w:pPr>
-        <w:spacing w:after="0" w:line="260"/>
-        <w:ind w:left="300"/>
-      </w:pPr>
-      <w:r>
-        <w:rPr>
-          <w:rFonts w:ascii="Consolas" w:cs="Consolas" w:eastAsia="Consolas" w:hAnsi="Consolas"/>
-          <w:sz w:val="18"/>
-          <w:szCs w:val="18"/>
-        </w:rPr>
-        <w:t xml:space="preserve">        DÖNDÜR [Ihlal('S2', ceza = acik)] EĞER acik &gt; 0 DEĞİLSE []</w:t>
-      </w:r>
-    </w:p>
-    <w:p>
-      <w:pPr>
-        <w:spacing w:after="140" w:line="300"/>
+        <w:spacing w:after="100" w:line="300"/>
       </w:pPr>
       <w:r>
         <w:rPr>
           <w:sz w:val="22"/>
           <w:szCs w:val="22"/>
         </w:rPr>
+        <w:t xml:space="preserve">Bu örnek, SRS bölüm 4'teki S2 formülasyonunun birebir karşılığıdır: ceza, kişi başına gece sayısının hedeften sapmalarının toplamıdır. Aralık (en yüksek eksi en düşük) minimizasyonu değil sapma toplamı kullanılmasının nedeni, aralığın yalnızca dağılımın iki ucundaki personeli görmesi, aradaki dengesizliğe duyarsız kalmasıdır.</w:t>
+      </w:r>
+    </w:p>
+    <w:p>
+      <w:pPr>
+        <w:spacing w:after="0" w:line="260"/>
+        <w:ind w:left="300"/>
+      </w:pPr>
+      <w:r>
+        <w:rPr>
+          <w:rFonts w:ascii="Consolas" w:cs="Consolas" w:eastAsia="Consolas" w:hAnsi="Consolas"/>
+          <w:sz w:val="18"/>
+          <w:szCs w:val="18"/>
+        </w:rPr>
+        <w:t xml:space="preserve">SINIF S2GeceAdaleti(EsnekHedef):</w:t>
+      </w:r>
+    </w:p>
+    <w:p>
+      <w:pPr>
+        <w:spacing w:after="0" w:line="260"/>
+        <w:ind w:left="300"/>
+      </w:pPr>
+      <w:r>
+        <w:rPr>
+          <w:rFonts w:ascii="Consolas" w:cs="Consolas" w:eastAsia="Consolas" w:hAnsi="Consolas"/>
+          <w:sz w:val="18"/>
+          <w:szCs w:val="18"/>
+        </w:rPr>
+        <w:t xml:space="preserve">    kimlik = 'S2'</w:t>
+      </w:r>
+    </w:p>
+    <w:p>
+      <w:pPr>
+        <w:spacing w:after="0" w:line="260"/>
+        <w:ind w:left="300"/>
+      </w:pPr>
+      <w:r>
+        <w:rPr>
+          <w:rFonts w:ascii="Consolas" w:cs="Consolas" w:eastAsia="Consolas" w:hAnsi="Consolas"/>
+          <w:sz w:val="18"/>
+          <w:szCs w:val="18"/>
+        </w:rPr>
+        <w:t xml:space="preserve">    kapsam = DÖNEM_GENELİ</w:t>
+      </w:r>
+    </w:p>
+    <w:p>
+      <w:pPr>
+        <w:spacing w:after="0" w:line="260"/>
+        <w:ind w:left="300"/>
+      </w:pPr>
+      <w:r>
+        <w:rPr>
+          <w:rFonts w:ascii="Consolas" w:cs="Consolas" w:eastAsia="Consolas" w:hAnsi="Consolas"/>
+          <w:sz w:val="18"/>
+          <w:szCs w:val="18"/>
+        </w:rPr>
         <w:t xml:space="preserve"/>
+      </w:r>
+    </w:p>
+    <w:p>
+      <w:pPr>
+        <w:spacing w:after="0" w:line="260"/>
+        <w:ind w:left="300"/>
+      </w:pPr>
+      <w:r>
+        <w:rPr>
+          <w:rFonts w:ascii="Consolas" w:cs="Consolas" w:eastAsia="Consolas" w:hAnsi="Consolas"/>
+          <w:sz w:val="18"/>
+          <w:szCs w:val="18"/>
+        </w:rPr>
+        <w:t xml:space="preserve">    def modele_ekle(self, model, x, baglam):</w:t>
+      </w:r>
+    </w:p>
+    <w:p>
+      <w:pPr>
+        <w:spacing w:after="0" w:line="260"/>
+        <w:ind w:left="300"/>
+      </w:pPr>
+      <w:r>
+        <w:rPr>
+          <w:rFonts w:ascii="Consolas" w:cs="Consolas" w:eastAsia="Consolas" w:hAnsi="Consolas"/>
+          <w:sz w:val="18"/>
+          <w:szCs w:val="18"/>
+        </w:rPr>
+        <w:t xml:space="preserve">        toplam ← TOPLA(talep[g,v,n])</w:t>
+      </w:r>
+    </w:p>
+    <w:p>
+      <w:pPr>
+        <w:spacing w:after="0" w:line="260"/>
+        <w:ind w:left="300"/>
+      </w:pPr>
+      <w:r>
+        <w:rPr>
+          <w:rFonts w:ascii="Consolas" w:cs="Consolas" w:eastAsia="Consolas" w:hAnsi="Consolas"/>
+          <w:sz w:val="18"/>
+          <w:szCs w:val="18"/>
+        </w:rPr>
+        <w:t xml:space="preserve">                 HER (g,v,n) İÇİN baglam.donem, gece[v] = 1</w:t>
+      </w:r>
+    </w:p>
+    <w:p>
+      <w:pPr>
+        <w:spacing w:after="0" w:line="260"/>
+        <w:ind w:left="300"/>
+      </w:pPr>
+      <w:r>
+        <w:rPr>
+          <w:rFonts w:ascii="Consolas" w:cs="Consolas" w:eastAsia="Consolas" w:hAnsi="Consolas"/>
+          <w:sz w:val="18"/>
+          <w:szCs w:val="18"/>
+        </w:rPr>
+        <w:t xml:space="preserve">        hedef ← toplam / SAY(baglam.personel)</w:t>
+      </w:r>
+    </w:p>
+    <w:p>
+      <w:pPr>
+        <w:spacing w:after="0" w:line="260"/>
+        <w:ind w:left="300"/>
+      </w:pPr>
+      <w:r>
+        <w:rPr>
+          <w:rFonts w:ascii="Consolas" w:cs="Consolas" w:eastAsia="Consolas" w:hAnsi="Consolas"/>
+          <w:sz w:val="18"/>
+          <w:szCs w:val="18"/>
+        </w:rPr>
+        <w:t xml:space="preserve">        taban ← TABAN(hedef);  tavan ← TAVAN(hedef)</w:t>
+      </w:r>
+    </w:p>
+    <w:p>
+      <w:pPr>
+        <w:spacing w:after="0" w:line="260"/>
+        <w:ind w:left="300"/>
+      </w:pPr>
+      <w:r>
+        <w:rPr>
+          <w:rFonts w:ascii="Consolas" w:cs="Consolas" w:eastAsia="Consolas" w:hAnsi="Consolas"/>
+          <w:sz w:val="18"/>
+          <w:szCs w:val="18"/>
+        </w:rPr>
+        <w:t xml:space="preserve"/>
+      </w:r>
+    </w:p>
+    <w:p>
+      <w:pPr>
+        <w:spacing w:after="0" w:line="260"/>
+        <w:ind w:left="300"/>
+      </w:pPr>
+      <w:r>
+        <w:rPr>
+          <w:rFonts w:ascii="Consolas" w:cs="Consolas" w:eastAsia="Consolas" w:hAnsi="Consolas"/>
+          <w:sz w:val="18"/>
+          <w:szCs w:val="18"/>
+        </w:rPr>
+        <w:t xml:space="preserve">        sapmalar ← []</w:t>
+      </w:r>
+    </w:p>
+    <w:p>
+      <w:pPr>
+        <w:spacing w:after="0" w:line="260"/>
+        <w:ind w:left="300"/>
+      </w:pPr>
+      <w:r>
+        <w:rPr>
+          <w:rFonts w:ascii="Consolas" w:cs="Consolas" w:eastAsia="Consolas" w:hAnsi="Consolas"/>
+          <w:sz w:val="18"/>
+          <w:szCs w:val="18"/>
+        </w:rPr>
+        <w:t xml:space="preserve">        HER p İÇİN baglam.personel:</w:t>
+      </w:r>
+    </w:p>
+    <w:p>
+      <w:pPr>
+        <w:spacing w:after="0" w:line="260"/>
+        <w:ind w:left="300"/>
+      </w:pPr>
+      <w:r>
+        <w:rPr>
+          <w:rFonts w:ascii="Consolas" w:cs="Consolas" w:eastAsia="Consolas" w:hAnsi="Consolas"/>
+          <w:sz w:val="18"/>
+          <w:szCs w:val="18"/>
+        </w:rPr>
+        <w:t xml:space="preserve">            gece_sayisi ← TOPLA(y[p,g,v])</w:t>
+      </w:r>
+    </w:p>
+    <w:p>
+      <w:pPr>
+        <w:spacing w:after="0" w:line="260"/>
+        <w:ind w:left="300"/>
+      </w:pPr>
+      <w:r>
+        <w:rPr>
+          <w:rFonts w:ascii="Consolas" w:cs="Consolas" w:eastAsia="Consolas" w:hAnsi="Consolas"/>
+          <w:sz w:val="18"/>
+          <w:szCs w:val="18"/>
+        </w:rPr>
+        <w:t xml:space="preserve">                HER (g,v) İÇİN baglam.donem × baglam.gece_vardiyalari</w:t>
+      </w:r>
+    </w:p>
+    <w:p>
+      <w:pPr>
+        <w:spacing w:after="0" w:line="260"/>
+        <w:ind w:left="300"/>
+      </w:pPr>
+      <w:r>
+        <w:rPr>
+          <w:rFonts w:ascii="Consolas" w:cs="Consolas" w:eastAsia="Consolas" w:hAnsi="Consolas"/>
+          <w:sz w:val="18"/>
+          <w:szCs w:val="18"/>
+        </w:rPr>
+        <w:t xml:space="preserve">            sapma ← model.YeniTamsayiDegisken(alt_sinir = 0)</w:t>
+      </w:r>
+    </w:p>
+    <w:p>
+      <w:pPr>
+        <w:spacing w:after="0" w:line="260"/>
+        <w:ind w:left="300"/>
+      </w:pPr>
+      <w:r>
+        <w:rPr>
+          <w:rFonts w:ascii="Consolas" w:cs="Consolas" w:eastAsia="Consolas" w:hAnsi="Consolas"/>
+          <w:sz w:val="18"/>
+          <w:szCs w:val="18"/>
+        </w:rPr>
+        <w:t xml:space="preserve">            model.EKLE(sapma ≥ gece_sayisi − taban)</w:t>
+      </w:r>
+    </w:p>
+    <w:p>
+      <w:pPr>
+        <w:spacing w:after="0" w:line="260"/>
+        <w:ind w:left="300"/>
+      </w:pPr>
+      <w:r>
+        <w:rPr>
+          <w:rFonts w:ascii="Consolas" w:cs="Consolas" w:eastAsia="Consolas" w:hAnsi="Consolas"/>
+          <w:sz w:val="18"/>
+          <w:szCs w:val="18"/>
+        </w:rPr>
+        <w:t xml:space="preserve">            model.EKLE(sapma ≥ tavan − gece_sayisi)</w:t>
+      </w:r>
+    </w:p>
+    <w:p>
+      <w:pPr>
+        <w:spacing w:after="0" w:line="260"/>
+        <w:ind w:left="300"/>
+      </w:pPr>
+      <w:r>
+        <w:rPr>
+          <w:rFonts w:ascii="Consolas" w:cs="Consolas" w:eastAsia="Consolas" w:hAnsi="Consolas"/>
+          <w:sz w:val="18"/>
+          <w:szCs w:val="18"/>
+        </w:rPr>
+        <w:t xml:space="preserve">            sapmalar.EKLE(sapma)</w:t>
+      </w:r>
+    </w:p>
+    <w:p>
+      <w:pPr>
+        <w:spacing w:after="0" w:line="260"/>
+        <w:ind w:left="300"/>
+      </w:pPr>
+      <w:r>
+        <w:rPr>
+          <w:rFonts w:ascii="Consolas" w:cs="Consolas" w:eastAsia="Consolas" w:hAnsi="Consolas"/>
+          <w:sz w:val="18"/>
+          <w:szCs w:val="18"/>
+        </w:rPr>
+        <w:t xml:space="preserve">        DÖNDÜR TOPLA(sapmalar)      # ceza terimi: sapmaların toplamı</w:t>
+      </w:r>
+    </w:p>
+    <w:p>
+      <w:pPr>
+        <w:spacing w:after="0" w:line="260"/>
+        <w:ind w:left="300"/>
+      </w:pPr>
+      <w:r>
+        <w:rPr>
+          <w:rFonts w:ascii="Consolas" w:cs="Consolas" w:eastAsia="Consolas" w:hAnsi="Consolas"/>
+          <w:sz w:val="18"/>
+          <w:szCs w:val="18"/>
+        </w:rPr>
+        <w:t xml:space="preserve"/>
+      </w:r>
+    </w:p>
+    <w:p>
+      <w:pPr>
+        <w:spacing w:after="0" w:line="260"/>
+        <w:ind w:left="300"/>
+      </w:pPr>
+      <w:r>
+        <w:rPr>
+          <w:rFonts w:ascii="Consolas" w:cs="Consolas" w:eastAsia="Consolas" w:hAnsi="Consolas"/>
+          <w:sz w:val="18"/>
+          <w:szCs w:val="18"/>
+        </w:rPr>
+        <w:t xml:space="preserve">    def dogrula(self, atamalar, baglam):</w:t>
+      </w:r>
+    </w:p>
+    <w:p>
+      <w:pPr>
+        <w:spacing w:after="0" w:line="260"/>
+        <w:ind w:left="300"/>
+      </w:pPr>
+      <w:r>
+        <w:rPr>
+          <w:rFonts w:ascii="Consolas" w:cs="Consolas" w:eastAsia="Consolas" w:hAnsi="Consolas"/>
+          <w:sz w:val="18"/>
+          <w:szCs w:val="18"/>
+        </w:rPr>
+        <w:t xml:space="preserve">        sayilar ← atamalar.gece_sayilari_kisi_basina()</w:t>
+      </w:r>
+    </w:p>
+    <w:p>
+      <w:pPr>
+        <w:spacing w:after="0" w:line="260"/>
+        <w:ind w:left="300"/>
+      </w:pPr>
+      <w:r>
+        <w:rPr>
+          <w:rFonts w:ascii="Consolas" w:cs="Consolas" w:eastAsia="Consolas" w:hAnsi="Consolas"/>
+          <w:sz w:val="18"/>
+          <w:szCs w:val="18"/>
+        </w:rPr>
+        <w:t xml:space="preserve">        hedef ← TOPLA(sayilar.degerleri) / SAY(sayilar)</w:t>
+      </w:r>
+    </w:p>
+    <w:p>
+      <w:pPr>
+        <w:spacing w:after="0" w:line="260"/>
+        <w:ind w:left="300"/>
+      </w:pPr>
+      <w:r>
+        <w:rPr>
+          <w:rFonts w:ascii="Consolas" w:cs="Consolas" w:eastAsia="Consolas" w:hAnsi="Consolas"/>
+          <w:sz w:val="18"/>
+          <w:szCs w:val="18"/>
+        </w:rPr>
+        <w:t xml:space="preserve">        taban ← TABAN(hedef);  tavan ← TAVAN(hedef)</w:t>
+      </w:r>
+    </w:p>
+    <w:p>
+      <w:pPr>
+        <w:spacing w:after="0" w:line="260"/>
+        <w:ind w:left="300"/>
+      </w:pPr>
+      <w:r>
+        <w:rPr>
+          <w:rFonts w:ascii="Consolas" w:cs="Consolas" w:eastAsia="Consolas" w:hAnsi="Consolas"/>
+          <w:sz w:val="18"/>
+          <w:szCs w:val="18"/>
+        </w:rPr>
+        <w:t xml:space="preserve">        toplam_sapma ← 0</w:t>
+      </w:r>
+    </w:p>
+    <w:p>
+      <w:pPr>
+        <w:spacing w:after="0" w:line="260"/>
+        <w:ind w:left="300"/>
+      </w:pPr>
+      <w:r>
+        <w:rPr>
+          <w:rFonts w:ascii="Consolas" w:cs="Consolas" w:eastAsia="Consolas" w:hAnsi="Consolas"/>
+          <w:sz w:val="18"/>
+          <w:szCs w:val="18"/>
+        </w:rPr>
+        <w:t xml:space="preserve">        HER (p, n) İÇİN sayilar:</w:t>
+      </w:r>
+    </w:p>
+    <w:p>
+      <w:pPr>
+        <w:spacing w:after="0" w:line="260"/>
+        <w:ind w:left="300"/>
+      </w:pPr>
+      <w:r>
+        <w:rPr>
+          <w:rFonts w:ascii="Consolas" w:cs="Consolas" w:eastAsia="Consolas" w:hAnsi="Consolas"/>
+          <w:sz w:val="18"/>
+          <w:szCs w:val="18"/>
+        </w:rPr>
+        <w:t xml:space="preserve">            toplam_sapma ← toplam_sapma</w:t>
+      </w:r>
+    </w:p>
+    <w:p>
+      <w:pPr>
+        <w:spacing w:after="0" w:line="260"/>
+        <w:ind w:left="300"/>
+      </w:pPr>
+      <w:r>
+        <w:rPr>
+          <w:rFonts w:ascii="Consolas" w:cs="Consolas" w:eastAsia="Consolas" w:hAnsi="Consolas"/>
+          <w:sz w:val="18"/>
+          <w:szCs w:val="18"/>
+        </w:rPr>
+        <w:t xml:space="preserve">                           + MAKS(0, n − taban, tavan − n)</w:t>
+      </w:r>
+    </w:p>
+    <w:p>
+      <w:pPr>
+        <w:spacing w:after="0" w:line="260"/>
+        <w:ind w:left="300"/>
+      </w:pPr>
+      <w:r>
+        <w:rPr>
+          <w:rFonts w:ascii="Consolas" w:cs="Consolas" w:eastAsia="Consolas" w:hAnsi="Consolas"/>
+          <w:sz w:val="18"/>
+          <w:szCs w:val="18"/>
+        </w:rPr>
+        <w:t xml:space="preserve">        DÖNDÜR [Ihlal('S2', ceza = toplam_sapma)]</w:t>
+      </w:r>
+    </w:p>
+    <w:p>
+      <w:pPr>
+        <w:spacing w:after="0" w:line="260"/>
+        <w:ind w:left="300"/>
+      </w:pPr>
+      <w:r>
+        <w:rPr>
+          <w:rFonts w:ascii="Consolas" w:cs="Consolas" w:eastAsia="Consolas" w:hAnsi="Consolas"/>
+          <w:sz w:val="18"/>
+          <w:szCs w:val="18"/>
+        </w:rPr>
+        <w:t xml:space="preserve">               EĞER toplam_sapma &gt; 0 DEĞİLSE []</w:t>
+      </w:r>
+    </w:p>
+    <w:p>
+      <w:pPr>
+        <w:spacing w:after="60" w:line="300"/>
+      </w:pPr>
+      <w:r>
+        <w:rPr>
+          <w:sz w:val="22"/>
+          <w:szCs w:val="22"/>
+        </w:rPr>
+        <w:t xml:space="preserve"/>
+      </w:r>
+    </w:p>
+    <w:p>
+      <w:pPr>
+        <w:spacing w:after="140" w:line="300"/>
+      </w:pPr>
+      <w:r>
+        <w:rPr>
+          <w:sz w:val="22"/>
+          <w:szCs w:val="22"/>
+        </w:rPr>
+        <w:t xml:space="preserve">S3 (hafta sonu adaleti) aynı yapıyı kullanır; yalnızca gece bayrağı yerine hafta sonu/resmî tatil bayrağı ile sayım yapılır (SRS TD-3). İki metodun aynı hedefi ifade ettiği, bölüm 3.2.1'de tanımlanan çözücü-doğrulayıcı uyum testiyle sayısal eşitlik düzeyinde doğrulanır.</w:t>
       </w:r>
     </w:p>
     <w:p>
